--- a/Paper/Liver_Disease_Paper/Frontiers/Tables.docx
+++ b/Paper/Liver_Disease_Paper/Frontiers/Tables.docx
@@ -1,6 +1,6 @@
 
 <file path=word/document.xml><?xml version="1.0" encoding="utf-8"?>
-<w:document xmlns:wpc="http://schemas.microsoft.com/office/word/2010/wordprocessingCanvas" xmlns:cx="http://schemas.microsoft.com/office/drawing/2014/chartex" xmlns:cx1="http://schemas.microsoft.com/office/drawing/2015/9/8/chartex" xmlns:mc="http://schemas.openxmlformats.org/markup-compatibility/2006" xmlns:o="urn:schemas-microsoft-com:office:office" xmlns:r="http://schemas.openxmlformats.org/officeDocument/2006/relationships" xmlns:m="http://schemas.openxmlformats.org/officeDocument/2006/math" xmlns:v="urn:schemas-microsoft-com:vml" xmlns:wp14="http://schemas.microsoft.com/office/word/2010/wordprocessingDrawing" xmlns:wp="http://schemas.openxmlformats.org/drawingml/2006/wordprocessingDrawing" xmlns:w10="urn:schemas-microsoft-com:office:word" xmlns:w="http://schemas.openxmlformats.org/wordprocessingml/2006/main" xmlns:w14="http://schemas.microsoft.com/office/word/2010/wordml" xmlns:w15="http://schemas.microsoft.com/office/word/2012/wordml" xmlns:w16se="http://schemas.microsoft.com/office/word/2015/wordml/symex" xmlns:wpg="http://schemas.microsoft.com/office/word/2010/wordprocessingGroup" xmlns:wpi="http://schemas.microsoft.com/office/word/2010/wordprocessingInk" xmlns:wne="http://schemas.microsoft.com/office/word/2006/wordml" xmlns:wps="http://schemas.microsoft.com/office/word/2010/wordprocessingShape" mc:Ignorable="w14 w15 w16se wp14">
+<w:document xmlns:wpc="http://schemas.microsoft.com/office/word/2010/wordprocessingCanvas" xmlns:cx="http://schemas.microsoft.com/office/drawing/2014/chartex" xmlns:cx1="http://schemas.microsoft.com/office/drawing/2015/9/8/chartex" xmlns:cx2="http://schemas.microsoft.com/office/drawing/2015/10/21/chartex" xmlns:cx3="http://schemas.microsoft.com/office/drawing/2016/5/9/chartex" xmlns:cx4="http://schemas.microsoft.com/office/drawing/2016/5/10/chartex" xmlns:cx5="http://schemas.microsoft.com/office/drawing/2016/5/11/chartex" xmlns:cx6="http://schemas.microsoft.com/office/drawing/2016/5/12/chartex" xmlns:cx7="http://schemas.microsoft.com/office/drawing/2016/5/13/chartex" xmlns:cx8="http://schemas.microsoft.com/office/drawing/2016/5/14/chartex" xmlns:mc="http://schemas.openxmlformats.org/markup-compatibility/2006" xmlns:aink="http://schemas.microsoft.com/office/drawing/2016/ink" xmlns:am3d="http://schemas.microsoft.com/office/drawing/2017/model3d" xmlns:o="urn:schemas-microsoft-com:office:office" xmlns:oel="http://schemas.microsoft.com/office/2019/extlst" xmlns:r="http://schemas.openxmlformats.org/officeDocument/2006/relationships" xmlns:m="http://schemas.openxmlformats.org/officeDocument/2006/math" xmlns:v="urn:schemas-microsoft-com:vml" xmlns:wp14="http://schemas.microsoft.com/office/word/2010/wordprocessingDrawing" xmlns:wp="http://schemas.openxmlformats.org/drawingml/2006/wordprocessingDrawing" xmlns:w10="urn:schemas-microsoft-com:office:word" xmlns:w="http://schemas.openxmlformats.org/wordprocessingml/2006/main" xmlns:w14="http://schemas.microsoft.com/office/word/2010/wordml" xmlns:w15="http://schemas.microsoft.com/office/word/2012/wordml" xmlns:w16cex="http://schemas.microsoft.com/office/word/2018/wordml/cex" xmlns:w16cid="http://schemas.microsoft.com/office/word/2016/wordml/cid" xmlns:w16="http://schemas.microsoft.com/office/word/2018/wordml" xmlns:w16sdtdh="http://schemas.microsoft.com/office/word/2020/wordml/sdtdatahash" xmlns:w16se="http://schemas.microsoft.com/office/word/2015/wordml/symex" xmlns:wpg="http://schemas.microsoft.com/office/word/2010/wordprocessingGroup" xmlns:wpi="http://schemas.microsoft.com/office/word/2010/wordprocessingInk" xmlns:wne="http://schemas.microsoft.com/office/word/2006/wordml" xmlns:wps="http://schemas.microsoft.com/office/word/2010/wordprocessingShape" mc:Ignorable="w14 w15 w16se w16cid w16 w16cex w16sdtdh wp14">
   <w:body>
     <w:p>
       <w:pPr>
@@ -93,7 +93,31 @@
           <w:sz w:val="16"/>
           <w:szCs w:val="16"/>
         </w:rPr>
-        <w:t>: Image Acquisition Parameters of the LiTS Challenge for the Training, Validation, and Test Sets</w:t>
+        <w:t xml:space="preserve">: Image Acquisition Parameters of the </w:t>
+      </w:r>
+      <w:proofErr w:type="spellStart"/>
+      <w:r>
+        <w:rPr>
+          <w:rFonts w:ascii="Arial" w:hAnsi="Arial" w:cs="Arial"/>
+          <w:b/>
+          <w:i w:val="0"/>
+          <w:color w:val="auto"/>
+          <w:sz w:val="16"/>
+          <w:szCs w:val="16"/>
+        </w:rPr>
+        <w:t>LiTS</w:t>
+      </w:r>
+      <w:proofErr w:type="spellEnd"/>
+      <w:r>
+        <w:rPr>
+          <w:rFonts w:ascii="Arial" w:hAnsi="Arial" w:cs="Arial"/>
+          <w:b/>
+          <w:i w:val="0"/>
+          <w:color w:val="auto"/>
+          <w:sz w:val="16"/>
+          <w:szCs w:val="16"/>
+        </w:rPr>
+        <w:t xml:space="preserve"> Challenge for the Training, Validation, and Test Sets</w:t>
       </w:r>
     </w:p>
     <w:tbl>
@@ -428,6 +452,7 @@
                 <w:szCs w:val="16"/>
               </w:rPr>
             </w:pPr>
+            <w:proofErr w:type="spellStart"/>
             <w:r>
               <w:rPr>
                 <w:rFonts w:ascii="Arial" w:hAnsi="Arial" w:cs="Arial"/>
@@ -436,6 +461,7 @@
               </w:rPr>
               <w:t>LiTS</w:t>
             </w:r>
+            <w:proofErr w:type="spellEnd"/>
           </w:p>
         </w:tc>
         <w:tc>
@@ -7127,7 +7153,7 @@
           <w:sz w:val="16"/>
           <w:szCs w:val="16"/>
         </w:rPr>
-        <w:t xml:space="preserve">iterature. Green </w:t>
+        <w:t xml:space="preserve">iterature. </w:t>
       </w:r>
       <w:r>
         <w:rPr>
@@ -7138,7 +7164,7 @@
           <w:sz w:val="16"/>
           <w:szCs w:val="16"/>
         </w:rPr>
-        <w:t>Box Indicates More Disease Sites</w:t>
+        <w:t xml:space="preserve">Green </w:t>
       </w:r>
       <w:r>
         <w:rPr>
@@ -7149,7 +7175,7 @@
           <w:sz w:val="16"/>
           <w:szCs w:val="16"/>
         </w:rPr>
-        <w:t xml:space="preserve"> (n), </w:t>
+        <w:t>box indicated statistically significant difference</w:t>
       </w:r>
       <w:r>
         <w:rPr>
@@ -7160,40 +7186,7 @@
           <w:sz w:val="16"/>
           <w:szCs w:val="16"/>
         </w:rPr>
-        <w:t>B</w:t>
-      </w:r>
-      <w:r>
-        <w:rPr>
-          <w:rFonts w:ascii="Arial" w:hAnsi="Arial" w:cs="Arial"/>
-          <w:b/>
-          <w:i w:val="0"/>
-          <w:color w:val="auto"/>
-          <w:sz w:val="16"/>
-          <w:szCs w:val="16"/>
-        </w:rPr>
-        <w:t xml:space="preserve">etter Dice Similarity Coefficient (DSC), or </w:t>
-      </w:r>
-      <w:r>
-        <w:rPr>
-          <w:rFonts w:ascii="Arial" w:hAnsi="Arial" w:cs="Arial"/>
-          <w:b/>
-          <w:i w:val="0"/>
-          <w:color w:val="auto"/>
-          <w:sz w:val="16"/>
-          <w:szCs w:val="16"/>
-        </w:rPr>
-        <w:t>Higher Sensitivity</w:t>
-      </w:r>
-      <w:r>
-        <w:rPr>
-          <w:rFonts w:ascii="Arial" w:hAnsi="Arial" w:cs="Arial"/>
-          <w:b/>
-          <w:i w:val="0"/>
-          <w:color w:val="auto"/>
-          <w:sz w:val="16"/>
-          <w:szCs w:val="16"/>
-        </w:rPr>
-        <w:t xml:space="preserve">. </w:t>
+        <w:t xml:space="preserve"> (p&lt;0.05)</w:t>
       </w:r>
     </w:p>
     <w:tbl>
@@ -7553,6 +7546,7 @@
               </w:rPr>
               <w:t>-</w:t>
             </w:r>
+            <w:proofErr w:type="spellStart"/>
             <w:r>
               <w:rPr>
                 <w:rFonts w:ascii="Arial" w:eastAsia="Times New Roman" w:hAnsi="Arial" w:cs="Arial"/>
@@ -7562,6 +7556,7 @@
               </w:rPr>
               <w:t>WNet</w:t>
             </w:r>
+            <w:proofErr w:type="spellEnd"/>
           </w:p>
         </w:tc>
         <w:tc>
@@ -7599,7 +7594,7 @@
         <w:tc>
           <w:tcPr>
             <w:tcW w:w="1440" w:type="dxa"/>
-            <w:shd w:val="clear" w:color="auto" w:fill="00B050"/>
+            <w:shd w:val="clear" w:color="auto" w:fill="auto"/>
             <w:noWrap/>
             <w:vAlign w:val="center"/>
             <w:hideMark/>
@@ -7772,7 +7767,7 @@
         <w:tc>
           <w:tcPr>
             <w:tcW w:w="1440" w:type="dxa"/>
-            <w:shd w:val="clear" w:color="auto" w:fill="00B050"/>
+            <w:shd w:val="clear" w:color="auto" w:fill="auto"/>
             <w:noWrap/>
             <w:vAlign w:val="center"/>
             <w:hideMark/>
@@ -8154,7 +8149,7 @@
         <w:tc>
           <w:tcPr>
             <w:tcW w:w="1170" w:type="dxa"/>
-            <w:shd w:val="clear" w:color="auto" w:fill="00B050"/>
+            <w:shd w:val="clear" w:color="auto" w:fill="auto"/>
             <w:noWrap/>
             <w:vAlign w:val="center"/>
             <w:hideMark/>
@@ -8186,7 +8181,7 @@
         <w:tc>
           <w:tcPr>
             <w:tcW w:w="1170" w:type="dxa"/>
-            <w:shd w:val="clear" w:color="000000" w:fill="00B050"/>
+            <w:shd w:val="clear" w:color="auto" w:fill="auto"/>
             <w:vAlign w:val="center"/>
           </w:tcPr>
           <w:p>
@@ -8279,14 +8274,25 @@
                 <w:szCs w:val="16"/>
               </w:rPr>
             </w:pPr>
-            <w:r>
-              <w:rPr>
-                <w:rFonts w:ascii="Arial" w:eastAsia="Times New Roman" w:hAnsi="Arial" w:cs="Arial"/>
-                <w:color w:val="000000"/>
-                <w:sz w:val="16"/>
-                <w:szCs w:val="16"/>
-              </w:rPr>
-              <w:t xml:space="preserve">LiTS </w:t>
+            <w:proofErr w:type="spellStart"/>
+            <w:r>
+              <w:rPr>
+                <w:rFonts w:ascii="Arial" w:eastAsia="Times New Roman" w:hAnsi="Arial" w:cs="Arial"/>
+                <w:color w:val="000000"/>
+                <w:sz w:val="16"/>
+                <w:szCs w:val="16"/>
+              </w:rPr>
+              <w:t>LiTS</w:t>
+            </w:r>
+            <w:proofErr w:type="spellEnd"/>
+            <w:r>
+              <w:rPr>
+                <w:rFonts w:ascii="Arial" w:eastAsia="Times New Roman" w:hAnsi="Arial" w:cs="Arial"/>
+                <w:color w:val="000000"/>
+                <w:sz w:val="16"/>
+                <w:szCs w:val="16"/>
+              </w:rPr>
+              <w:t xml:space="preserve"> </w:t>
             </w:r>
           </w:p>
         </w:tc>
@@ -8497,7 +8503,7 @@
         <w:tc>
           <w:tcPr>
             <w:tcW w:w="1440" w:type="dxa"/>
-            <w:shd w:val="clear" w:color="auto" w:fill="00B050"/>
+            <w:shd w:val="clear" w:color="auto" w:fill="auto"/>
             <w:noWrap/>
             <w:vAlign w:val="center"/>
           </w:tcPr>
@@ -8528,7 +8534,7 @@
         <w:tc>
           <w:tcPr>
             <w:tcW w:w="1170" w:type="dxa"/>
-            <w:shd w:val="clear" w:color="auto" w:fill="00B050"/>
+            <w:shd w:val="clear" w:color="auto" w:fill="auto"/>
             <w:noWrap/>
             <w:vAlign w:val="center"/>
           </w:tcPr>
@@ -8611,13 +8617,23 @@
                 <w:szCs w:val="16"/>
               </w:rPr>
             </w:pPr>
-            <w:r>
-              <w:rPr>
-                <w:rFonts w:ascii="Arial" w:hAnsi="Arial" w:cs="Arial"/>
-                <w:sz w:val="16"/>
-                <w:szCs w:val="16"/>
-              </w:rPr>
-              <w:t>Vorontsov et al</w:t>
+            <w:proofErr w:type="spellStart"/>
+            <w:r>
+              <w:rPr>
+                <w:rFonts w:ascii="Arial" w:hAnsi="Arial" w:cs="Arial"/>
+                <w:sz w:val="16"/>
+                <w:szCs w:val="16"/>
+              </w:rPr>
+              <w:t>Vorontsov</w:t>
+            </w:r>
+            <w:proofErr w:type="spellEnd"/>
+            <w:r>
+              <w:rPr>
+                <w:rFonts w:ascii="Arial" w:hAnsi="Arial" w:cs="Arial"/>
+                <w:sz w:val="16"/>
+                <w:szCs w:val="16"/>
+              </w:rPr>
+              <w:t xml:space="preserve"> et al</w:t>
             </w:r>
             <w:r>
               <w:rPr>
@@ -8727,7 +8743,7 @@
         <w:tc>
           <w:tcPr>
             <w:tcW w:w="1170" w:type="dxa"/>
-            <w:shd w:val="clear" w:color="auto" w:fill="00B050"/>
+            <w:shd w:val="clear" w:color="auto" w:fill="auto"/>
             <w:noWrap/>
             <w:vAlign w:val="center"/>
             <w:hideMark/>
@@ -8759,7 +8775,7 @@
         <w:tc>
           <w:tcPr>
             <w:tcW w:w="1170" w:type="dxa"/>
-            <w:shd w:val="clear" w:color="auto" w:fill="00B050"/>
+            <w:shd w:val="clear" w:color="auto" w:fill="auto"/>
             <w:vAlign w:val="center"/>
           </w:tcPr>
           <w:p>
@@ -8901,7 +8917,7 @@
         <w:tc>
           <w:tcPr>
             <w:tcW w:w="1170" w:type="dxa"/>
-            <w:shd w:val="clear" w:color="auto" w:fill="00B050"/>
+            <w:shd w:val="clear" w:color="auto" w:fill="auto"/>
             <w:noWrap/>
             <w:vAlign w:val="center"/>
             <w:hideMark/>
@@ -8933,7 +8949,7 @@
         <w:tc>
           <w:tcPr>
             <w:tcW w:w="1170" w:type="dxa"/>
-            <w:shd w:val="clear" w:color="auto" w:fill="00B050"/>
+            <w:shd w:val="clear" w:color="auto" w:fill="auto"/>
             <w:vAlign w:val="center"/>
           </w:tcPr>
           <w:p>
@@ -9043,7 +9059,7 @@
         <w:tc>
           <w:tcPr>
             <w:tcW w:w="1440" w:type="dxa"/>
-            <w:shd w:val="clear" w:color="auto" w:fill="00B050"/>
+            <w:shd w:val="clear" w:color="auto" w:fill="auto"/>
             <w:noWrap/>
             <w:vAlign w:val="center"/>
             <w:hideMark/>
@@ -9107,6 +9123,7 @@
         <w:tc>
           <w:tcPr>
             <w:tcW w:w="1170" w:type="dxa"/>
+            <w:shd w:val="clear" w:color="auto" w:fill="auto"/>
             <w:vAlign w:val="center"/>
           </w:tcPr>
           <w:p>
@@ -9201,8 +9218,19 @@
                 <w:sz w:val="16"/>
                 <w:szCs w:val="16"/>
               </w:rPr>
-              <w:t>Hybrid Dense UNet</w:t>
-            </w:r>
+              <w:t xml:space="preserve">Hybrid Dense </w:t>
+            </w:r>
+            <w:proofErr w:type="spellStart"/>
+            <w:r>
+              <w:rPr>
+                <w:rFonts w:ascii="Arial" w:eastAsia="Times New Roman" w:hAnsi="Arial" w:cs="Arial"/>
+                <w:color w:val="000000"/>
+                <w:sz w:val="16"/>
+                <w:szCs w:val="16"/>
+              </w:rPr>
+              <w:t>UNet</w:t>
+            </w:r>
+            <w:proofErr w:type="spellEnd"/>
           </w:p>
         </w:tc>
         <w:tc>
@@ -9224,14 +9252,25 @@
                 <w:szCs w:val="16"/>
               </w:rPr>
             </w:pPr>
-            <w:r>
-              <w:rPr>
-                <w:rFonts w:ascii="Arial" w:eastAsia="Times New Roman" w:hAnsi="Arial" w:cs="Arial"/>
-                <w:color w:val="000000"/>
-                <w:sz w:val="16"/>
-                <w:szCs w:val="16"/>
-              </w:rPr>
-              <w:t xml:space="preserve">LiTS </w:t>
+            <w:proofErr w:type="spellStart"/>
+            <w:r>
+              <w:rPr>
+                <w:rFonts w:ascii="Arial" w:eastAsia="Times New Roman" w:hAnsi="Arial" w:cs="Arial"/>
+                <w:color w:val="000000"/>
+                <w:sz w:val="16"/>
+                <w:szCs w:val="16"/>
+              </w:rPr>
+              <w:t>LiTS</w:t>
+            </w:r>
+            <w:proofErr w:type="spellEnd"/>
+            <w:r>
+              <w:rPr>
+                <w:rFonts w:ascii="Arial" w:eastAsia="Times New Roman" w:hAnsi="Arial" w:cs="Arial"/>
+                <w:color w:val="000000"/>
+                <w:sz w:val="16"/>
+                <w:szCs w:val="16"/>
+              </w:rPr>
+              <w:t xml:space="preserve"> </w:t>
             </w:r>
           </w:p>
         </w:tc>
@@ -9263,8 +9302,6 @@
               </w:rPr>
               <w:t>70</w:t>
             </w:r>
-            <w:bookmarkStart w:id="0" w:name="_GoBack"/>
-            <w:bookmarkEnd w:id="0"/>
             <w:r>
               <w:rPr>
                 <w:rFonts w:ascii="Arial" w:eastAsia="Times New Roman" w:hAnsi="Arial" w:cs="Arial"/>
@@ -9279,7 +9316,7 @@
         <w:tc>
           <w:tcPr>
             <w:tcW w:w="1170" w:type="dxa"/>
-            <w:shd w:val="clear" w:color="auto" w:fill="00B050"/>
+            <w:shd w:val="clear" w:color="auto" w:fill="auto"/>
             <w:noWrap/>
           </w:tcPr>
           <w:p>
@@ -9309,6 +9346,7 @@
         <w:tc>
           <w:tcPr>
             <w:tcW w:w="1170" w:type="dxa"/>
+            <w:shd w:val="clear" w:color="auto" w:fill="auto"/>
           </w:tcPr>
           <w:p>
             <w:pPr>
@@ -9357,14 +9395,25 @@
                 <w:szCs w:val="16"/>
               </w:rPr>
             </w:pPr>
-            <w:r>
-              <w:rPr>
-                <w:rFonts w:ascii="Arial" w:eastAsia="Times New Roman" w:hAnsi="Arial" w:cs="Arial"/>
-                <w:color w:val="000000"/>
-                <w:sz w:val="16"/>
-                <w:szCs w:val="16"/>
-              </w:rPr>
-              <w:t>Seo et al</w:t>
+            <w:proofErr w:type="spellStart"/>
+            <w:r>
+              <w:rPr>
+                <w:rFonts w:ascii="Arial" w:eastAsia="Times New Roman" w:hAnsi="Arial" w:cs="Arial"/>
+                <w:color w:val="000000"/>
+                <w:sz w:val="16"/>
+                <w:szCs w:val="16"/>
+              </w:rPr>
+              <w:t>Seo</w:t>
+            </w:r>
+            <w:proofErr w:type="spellEnd"/>
+            <w:r>
+              <w:rPr>
+                <w:rFonts w:ascii="Arial" w:eastAsia="Times New Roman" w:hAnsi="Arial" w:cs="Arial"/>
+                <w:color w:val="000000"/>
+                <w:sz w:val="16"/>
+                <w:szCs w:val="16"/>
+              </w:rPr>
+              <w:t xml:space="preserve"> et al</w:t>
             </w:r>
             <w:r>
               <w:rPr>
@@ -9395,14 +9444,25 @@
                 <w:szCs w:val="16"/>
               </w:rPr>
             </w:pPr>
-            <w:r>
-              <w:rPr>
-                <w:rFonts w:ascii="Arial" w:eastAsia="Times New Roman" w:hAnsi="Arial" w:cs="Arial"/>
-                <w:color w:val="000000"/>
-                <w:sz w:val="16"/>
-                <w:szCs w:val="16"/>
-              </w:rPr>
-              <w:t>mU-Net</w:t>
+            <w:proofErr w:type="spellStart"/>
+            <w:r>
+              <w:rPr>
+                <w:rFonts w:ascii="Arial" w:eastAsia="Times New Roman" w:hAnsi="Arial" w:cs="Arial"/>
+                <w:color w:val="000000"/>
+                <w:sz w:val="16"/>
+                <w:szCs w:val="16"/>
+              </w:rPr>
+              <w:t>mU</w:t>
+            </w:r>
+            <w:proofErr w:type="spellEnd"/>
+            <w:r>
+              <w:rPr>
+                <w:rFonts w:ascii="Arial" w:eastAsia="Times New Roman" w:hAnsi="Arial" w:cs="Arial"/>
+                <w:color w:val="000000"/>
+                <w:sz w:val="16"/>
+                <w:szCs w:val="16"/>
+              </w:rPr>
+              <w:t>-Net</w:t>
             </w:r>
           </w:p>
         </w:tc>
@@ -9517,6 +9577,7 @@
         <w:tc>
           <w:tcPr>
             <w:tcW w:w="1170" w:type="dxa"/>
+            <w:shd w:val="clear" w:color="auto" w:fill="auto"/>
           </w:tcPr>
           <w:p>
             <w:pPr>
@@ -9560,7 +9621,25 @@
           <w:sz w:val="16"/>
           <w:szCs w:val="16"/>
         </w:rPr>
-        <w:t>Patients were specified instead of sites for LiTS test submission.</w:t>
+        <w:t xml:space="preserve">Patients were specified instead of sites for </w:t>
+      </w:r>
+      <w:proofErr w:type="spellStart"/>
+      <w:r>
+        <w:rPr>
+          <w:rFonts w:ascii="Arial" w:hAnsi="Arial" w:cs="Arial"/>
+          <w:sz w:val="16"/>
+          <w:szCs w:val="16"/>
+        </w:rPr>
+        <w:t>LiTS</w:t>
+      </w:r>
+      <w:proofErr w:type="spellEnd"/>
+      <w:r>
+        <w:rPr>
+          <w:rFonts w:ascii="Arial" w:hAnsi="Arial" w:cs="Arial"/>
+          <w:sz w:val="16"/>
+          <w:szCs w:val="16"/>
+        </w:rPr>
+        <w:t xml:space="preserve"> test submission.</w:t>
       </w:r>
     </w:p>
     <w:p/>
@@ -9575,7 +9654,7 @@
 </file>
 
 <file path=word/styles.xml><?xml version="1.0" encoding="utf-8"?>
-<w:styles xmlns:mc="http://schemas.openxmlformats.org/markup-compatibility/2006" xmlns:r="http://schemas.openxmlformats.org/officeDocument/2006/relationships" xmlns:w="http://schemas.openxmlformats.org/wordprocessingml/2006/main" xmlns:w14="http://schemas.microsoft.com/office/word/2010/wordml" xmlns:w15="http://schemas.microsoft.com/office/word/2012/wordml" xmlns:w16se="http://schemas.microsoft.com/office/word/2015/wordml/symex" mc:Ignorable="w14 w15 w16se">
+<w:styles xmlns:mc="http://schemas.openxmlformats.org/markup-compatibility/2006" xmlns:r="http://schemas.openxmlformats.org/officeDocument/2006/relationships" xmlns:w="http://schemas.openxmlformats.org/wordprocessingml/2006/main" xmlns:w14="http://schemas.microsoft.com/office/word/2010/wordml" xmlns:w15="http://schemas.microsoft.com/office/word/2012/wordml" xmlns:w16cex="http://schemas.microsoft.com/office/word/2018/wordml/cex" xmlns:w16cid="http://schemas.microsoft.com/office/word/2016/wordml/cid" xmlns:w16="http://schemas.microsoft.com/office/word/2018/wordml" xmlns:w16sdtdh="http://schemas.microsoft.com/office/word/2020/wordml/sdtdatahash" xmlns:w16se="http://schemas.microsoft.com/office/word/2015/wordml/symex" mc:Ignorable="w14 w15 w16se w16cid w16 w16cex w16sdtdh">
   <w:docDefaults>
     <w:rPrDefault>
       <w:rPr>
@@ -9591,7 +9670,7 @@
       </w:pPr>
     </w:pPrDefault>
   </w:docDefaults>
-  <w:latentStyles w:defLockedState="0" w:defUIPriority="99" w:defSemiHidden="0" w:defUnhideWhenUsed="0" w:defQFormat="0" w:count="371">
+  <w:latentStyles w:defLockedState="0" w:defUIPriority="99" w:defSemiHidden="0" w:defUnhideWhenUsed="0" w:defQFormat="0" w:count="376">
     <w:lsdException w:name="Normal" w:uiPriority="0" w:qFormat="1"/>
     <w:lsdException w:name="heading 1" w:uiPriority="9" w:qFormat="1"/>
     <w:lsdException w:name="heading 2" w:semiHidden="1" w:uiPriority="9" w:unhideWhenUsed="1" w:qFormat="1"/>
@@ -9963,6 +10042,11 @@
     <w:lsdException w:name="List Table 5 Dark Accent 6" w:uiPriority="50"/>
     <w:lsdException w:name="List Table 6 Colorful Accent 6" w:uiPriority="51"/>
     <w:lsdException w:name="List Table 7 Colorful Accent 6" w:uiPriority="52"/>
+    <w:lsdException w:name="Mention" w:semiHidden="1" w:unhideWhenUsed="1"/>
+    <w:lsdException w:name="Smart Hyperlink" w:semiHidden="1" w:unhideWhenUsed="1"/>
+    <w:lsdException w:name="Hashtag" w:semiHidden="1" w:unhideWhenUsed="1"/>
+    <w:lsdException w:name="Unresolved Mention" w:semiHidden="1" w:unhideWhenUsed="1"/>
+    <w:lsdException w:name="Smart Link" w:semiHidden="1" w:unhideWhenUsed="1"/>
   </w:latentStyles>
   <w:style w:type="paragraph" w:default="1" w:styleId="Normal">
     <w:name w:val="Normal"/>

--- a/Paper/Liver_Disease_Paper/Frontiers/Tables.docx
+++ b/Paper/Liver_Disease_Paper/Frontiers/Tables.docx
@@ -93,31 +93,7 @@
           <w:sz w:val="16"/>
           <w:szCs w:val="16"/>
         </w:rPr>
-        <w:t xml:space="preserve">: Image Acquisition Parameters of the </w:t>
-      </w:r>
-      <w:proofErr w:type="spellStart"/>
-      <w:r>
-        <w:rPr>
-          <w:rFonts w:ascii="Arial" w:hAnsi="Arial" w:cs="Arial"/>
-          <w:b/>
-          <w:i w:val="0"/>
-          <w:color w:val="auto"/>
-          <w:sz w:val="16"/>
-          <w:szCs w:val="16"/>
-        </w:rPr>
-        <w:t>LiTS</w:t>
-      </w:r>
-      <w:proofErr w:type="spellEnd"/>
-      <w:r>
-        <w:rPr>
-          <w:rFonts w:ascii="Arial" w:hAnsi="Arial" w:cs="Arial"/>
-          <w:b/>
-          <w:i w:val="0"/>
-          <w:color w:val="auto"/>
-          <w:sz w:val="16"/>
-          <w:szCs w:val="16"/>
-        </w:rPr>
-        <w:t xml:space="preserve"> Challenge for the Training, Validation, and Test Sets</w:t>
+        <w:t>: Image Acquisition Parameters of the LiTS Challenge for the Training, Validation, and Test Sets</w:t>
       </w:r>
     </w:p>
     <w:tbl>
@@ -452,7 +428,6 @@
                 <w:szCs w:val="16"/>
               </w:rPr>
             </w:pPr>
-            <w:proofErr w:type="spellStart"/>
             <w:r>
               <w:rPr>
                 <w:rFonts w:ascii="Arial" w:hAnsi="Arial" w:cs="Arial"/>
@@ -461,7 +436,6 @@
               </w:rPr>
               <w:t>LiTS</w:t>
             </w:r>
-            <w:proofErr w:type="spellEnd"/>
           </w:p>
         </w:tc>
         <w:tc>
@@ -7153,40 +7127,7 @@
           <w:sz w:val="16"/>
           <w:szCs w:val="16"/>
         </w:rPr>
-        <w:t xml:space="preserve">iterature. </w:t>
-      </w:r>
-      <w:r>
-        <w:rPr>
-          <w:rFonts w:ascii="Arial" w:hAnsi="Arial" w:cs="Arial"/>
-          <w:b/>
-          <w:i w:val="0"/>
-          <w:color w:val="auto"/>
-          <w:sz w:val="16"/>
-          <w:szCs w:val="16"/>
-        </w:rPr>
-        <w:t xml:space="preserve">Green </w:t>
-      </w:r>
-      <w:r>
-        <w:rPr>
-          <w:rFonts w:ascii="Arial" w:hAnsi="Arial" w:cs="Arial"/>
-          <w:b/>
-          <w:i w:val="0"/>
-          <w:color w:val="auto"/>
-          <w:sz w:val="16"/>
-          <w:szCs w:val="16"/>
-        </w:rPr>
-        <w:t>box indicated statistically significant difference</w:t>
-      </w:r>
-      <w:r>
-        <w:rPr>
-          <w:rFonts w:ascii="Arial" w:hAnsi="Arial" w:cs="Arial"/>
-          <w:b/>
-          <w:i w:val="0"/>
-          <w:color w:val="auto"/>
-          <w:sz w:val="16"/>
-          <w:szCs w:val="16"/>
-        </w:rPr>
-        <w:t xml:space="preserve"> (p&lt;0.05)</w:t>
+        <w:t>iterature.</w:t>
       </w:r>
     </w:p>
     <w:tbl>
@@ -7546,7 +7487,6 @@
               </w:rPr>
               <w:t>-</w:t>
             </w:r>
-            <w:proofErr w:type="spellStart"/>
             <w:r>
               <w:rPr>
                 <w:rFonts w:ascii="Arial" w:eastAsia="Times New Roman" w:hAnsi="Arial" w:cs="Arial"/>
@@ -7556,7 +7496,6 @@
               </w:rPr>
               <w:t>WNet</w:t>
             </w:r>
-            <w:proofErr w:type="spellEnd"/>
           </w:p>
         </w:tc>
         <w:tc>
@@ -8274,25 +8213,14 @@
                 <w:szCs w:val="16"/>
               </w:rPr>
             </w:pPr>
-            <w:proofErr w:type="spellStart"/>
-            <w:r>
-              <w:rPr>
-                <w:rFonts w:ascii="Arial" w:eastAsia="Times New Roman" w:hAnsi="Arial" w:cs="Arial"/>
-                <w:color w:val="000000"/>
-                <w:sz w:val="16"/>
-                <w:szCs w:val="16"/>
-              </w:rPr>
-              <w:t>LiTS</w:t>
-            </w:r>
-            <w:proofErr w:type="spellEnd"/>
-            <w:r>
-              <w:rPr>
-                <w:rFonts w:ascii="Arial" w:eastAsia="Times New Roman" w:hAnsi="Arial" w:cs="Arial"/>
-                <w:color w:val="000000"/>
-                <w:sz w:val="16"/>
-                <w:szCs w:val="16"/>
-              </w:rPr>
-              <w:t xml:space="preserve"> </w:t>
+            <w:r>
+              <w:rPr>
+                <w:rFonts w:ascii="Arial" w:eastAsia="Times New Roman" w:hAnsi="Arial" w:cs="Arial"/>
+                <w:color w:val="000000"/>
+                <w:sz w:val="16"/>
+                <w:szCs w:val="16"/>
+              </w:rPr>
+              <w:t xml:space="preserve">LiTS </w:t>
             </w:r>
           </w:p>
         </w:tc>
@@ -8617,23 +8545,13 @@
                 <w:szCs w:val="16"/>
               </w:rPr>
             </w:pPr>
-            <w:proofErr w:type="spellStart"/>
-            <w:r>
-              <w:rPr>
-                <w:rFonts w:ascii="Arial" w:hAnsi="Arial" w:cs="Arial"/>
-                <w:sz w:val="16"/>
-                <w:szCs w:val="16"/>
-              </w:rPr>
-              <w:t>Vorontsov</w:t>
-            </w:r>
-            <w:proofErr w:type="spellEnd"/>
-            <w:r>
-              <w:rPr>
-                <w:rFonts w:ascii="Arial" w:hAnsi="Arial" w:cs="Arial"/>
-                <w:sz w:val="16"/>
-                <w:szCs w:val="16"/>
-              </w:rPr>
-              <w:t xml:space="preserve"> et al</w:t>
+            <w:r>
+              <w:rPr>
+                <w:rFonts w:ascii="Arial" w:hAnsi="Arial" w:cs="Arial"/>
+                <w:sz w:val="16"/>
+                <w:szCs w:val="16"/>
+              </w:rPr>
+              <w:t>Vorontsov et al</w:t>
             </w:r>
             <w:r>
               <w:rPr>
@@ -9218,19 +9136,8 @@
                 <w:sz w:val="16"/>
                 <w:szCs w:val="16"/>
               </w:rPr>
-              <w:t xml:space="preserve">Hybrid Dense </w:t>
-            </w:r>
-            <w:proofErr w:type="spellStart"/>
-            <w:r>
-              <w:rPr>
-                <w:rFonts w:ascii="Arial" w:eastAsia="Times New Roman" w:hAnsi="Arial" w:cs="Arial"/>
-                <w:color w:val="000000"/>
-                <w:sz w:val="16"/>
-                <w:szCs w:val="16"/>
-              </w:rPr>
-              <w:t>UNet</w:t>
-            </w:r>
-            <w:proofErr w:type="spellEnd"/>
+              <w:t>Hybrid Dense UNet</w:t>
+            </w:r>
           </w:p>
         </w:tc>
         <w:tc>
@@ -9252,25 +9159,14 @@
                 <w:szCs w:val="16"/>
               </w:rPr>
             </w:pPr>
-            <w:proofErr w:type="spellStart"/>
-            <w:r>
-              <w:rPr>
-                <w:rFonts w:ascii="Arial" w:eastAsia="Times New Roman" w:hAnsi="Arial" w:cs="Arial"/>
-                <w:color w:val="000000"/>
-                <w:sz w:val="16"/>
-                <w:szCs w:val="16"/>
-              </w:rPr>
-              <w:t>LiTS</w:t>
-            </w:r>
-            <w:proofErr w:type="spellEnd"/>
-            <w:r>
-              <w:rPr>
-                <w:rFonts w:ascii="Arial" w:eastAsia="Times New Roman" w:hAnsi="Arial" w:cs="Arial"/>
-                <w:color w:val="000000"/>
-                <w:sz w:val="16"/>
-                <w:szCs w:val="16"/>
-              </w:rPr>
-              <w:t xml:space="preserve"> </w:t>
+            <w:r>
+              <w:rPr>
+                <w:rFonts w:ascii="Arial" w:eastAsia="Times New Roman" w:hAnsi="Arial" w:cs="Arial"/>
+                <w:color w:val="000000"/>
+                <w:sz w:val="16"/>
+                <w:szCs w:val="16"/>
+              </w:rPr>
+              <w:t xml:space="preserve">LiTS </w:t>
             </w:r>
           </w:p>
         </w:tc>
@@ -9395,25 +9291,14 @@
                 <w:szCs w:val="16"/>
               </w:rPr>
             </w:pPr>
-            <w:proofErr w:type="spellStart"/>
-            <w:r>
-              <w:rPr>
-                <w:rFonts w:ascii="Arial" w:eastAsia="Times New Roman" w:hAnsi="Arial" w:cs="Arial"/>
-                <w:color w:val="000000"/>
-                <w:sz w:val="16"/>
-                <w:szCs w:val="16"/>
-              </w:rPr>
-              <w:t>Seo</w:t>
-            </w:r>
-            <w:proofErr w:type="spellEnd"/>
-            <w:r>
-              <w:rPr>
-                <w:rFonts w:ascii="Arial" w:eastAsia="Times New Roman" w:hAnsi="Arial" w:cs="Arial"/>
-                <w:color w:val="000000"/>
-                <w:sz w:val="16"/>
-                <w:szCs w:val="16"/>
-              </w:rPr>
-              <w:t xml:space="preserve"> et al</w:t>
+            <w:r>
+              <w:rPr>
+                <w:rFonts w:ascii="Arial" w:eastAsia="Times New Roman" w:hAnsi="Arial" w:cs="Arial"/>
+                <w:color w:val="000000"/>
+                <w:sz w:val="16"/>
+                <w:szCs w:val="16"/>
+              </w:rPr>
+              <w:t>Seo et al</w:t>
             </w:r>
             <w:r>
               <w:rPr>
@@ -9444,25 +9329,14 @@
                 <w:szCs w:val="16"/>
               </w:rPr>
             </w:pPr>
-            <w:proofErr w:type="spellStart"/>
-            <w:r>
-              <w:rPr>
-                <w:rFonts w:ascii="Arial" w:eastAsia="Times New Roman" w:hAnsi="Arial" w:cs="Arial"/>
-                <w:color w:val="000000"/>
-                <w:sz w:val="16"/>
-                <w:szCs w:val="16"/>
-              </w:rPr>
-              <w:t>mU</w:t>
-            </w:r>
-            <w:proofErr w:type="spellEnd"/>
-            <w:r>
-              <w:rPr>
-                <w:rFonts w:ascii="Arial" w:eastAsia="Times New Roman" w:hAnsi="Arial" w:cs="Arial"/>
-                <w:color w:val="000000"/>
-                <w:sz w:val="16"/>
-                <w:szCs w:val="16"/>
-              </w:rPr>
-              <w:t>-Net</w:t>
+            <w:r>
+              <w:rPr>
+                <w:rFonts w:ascii="Arial" w:eastAsia="Times New Roman" w:hAnsi="Arial" w:cs="Arial"/>
+                <w:color w:val="000000"/>
+                <w:sz w:val="16"/>
+                <w:szCs w:val="16"/>
+              </w:rPr>
+              <w:t>mU-Net</w:t>
             </w:r>
           </w:p>
         </w:tc>
@@ -9621,25 +9495,7 @@
           <w:sz w:val="16"/>
           <w:szCs w:val="16"/>
         </w:rPr>
-        <w:t xml:space="preserve">Patients were specified instead of sites for </w:t>
-      </w:r>
-      <w:proofErr w:type="spellStart"/>
-      <w:r>
-        <w:rPr>
-          <w:rFonts w:ascii="Arial" w:hAnsi="Arial" w:cs="Arial"/>
-          <w:sz w:val="16"/>
-          <w:szCs w:val="16"/>
-        </w:rPr>
-        <w:t>LiTS</w:t>
-      </w:r>
-      <w:proofErr w:type="spellEnd"/>
-      <w:r>
-        <w:rPr>
-          <w:rFonts w:ascii="Arial" w:hAnsi="Arial" w:cs="Arial"/>
-          <w:sz w:val="16"/>
-          <w:szCs w:val="16"/>
-        </w:rPr>
-        <w:t xml:space="preserve"> test submission.</w:t>
+        <w:t>Patients were specified instead of sites for LiTS test submission.</w:t>
       </w:r>
     </w:p>
     <w:p/>
